--- a/Introduccion a la Ingenieria/Kit docente/Clase 1/Guion Docente Clase 1 - Presentacion del curso y diagnostico inicial.docx
+++ b/Introduccion a la Ingenieria/Kit docente/Clase 1/Guion Docente Clase 1 - Presentacion del curso y diagnostico inicial.docx
@@ -69,7 +69,7 @@
           <w:color w:val="4A4A49"/>
           <w:sz w:val="22"/>
         </w:rPr>
-        <w:t>Tipo: Clase virtual sincrónica por Google Meet · Sesión 1 de 16 · corresponde al tema 1 del microcurrículo</w:t>
+        <w:t>Tipo: Clase virtual sincrónica por Google Meet · Sesión 1 de 11 · corresponde al tema 1 del microcurrículo</w:t>
       </w:r>
     </w:p>
     <w:p>
@@ -132,6 +132,7 @@
       <w:r>
         <w:rPr>
           <w:rFonts w:ascii="Consolas" w:hAnsi="Consolas"/>
+          <w:b w:val="0"/>
           <w:color w:val="111111"/>
           <w:sz w:val="21"/>
         </w:rPr>
@@ -862,6 +863,7 @@
       <w:r>
         <w:rPr>
           <w:rFonts w:ascii="Consolas" w:hAnsi="Consolas"/>
+          <w:b w:val="0"/>
           <w:color w:val="111111"/>
           <w:sz w:val="21"/>
         </w:rPr>
@@ -1231,6 +1233,7 @@
       <w:r>
         <w:rPr>
           <w:rFonts w:ascii="Consolas" w:hAnsi="Consolas"/>
+          <w:b w:val="0"/>
           <w:color w:val="111111"/>
           <w:sz w:val="21"/>
         </w:rPr>
@@ -1413,6 +1416,7 @@
       <w:r>
         <w:rPr>
           <w:rFonts w:ascii="Consolas" w:hAnsi="Consolas"/>
+          <w:b w:val="0"/>
           <w:color w:val="111111"/>
           <w:sz w:val="21"/>
         </w:rPr>
@@ -1429,6 +1433,7 @@
       <w:r>
         <w:rPr>
           <w:rFonts w:ascii="Consolas" w:hAnsi="Consolas"/>
+          <w:b w:val="0"/>
           <w:color w:val="111111"/>
           <w:sz w:val="21"/>
         </w:rPr>
@@ -1628,7 +1633,7 @@
           <w:color w:val="4A4A49"/>
           <w:sz w:val="22"/>
         </w:rPr>
-        <w:t xml:space="preserve"> si hoy se permite estirar, en la sesión 15 las exposiciones finales no caben en el bloque.</w:t>
+        <w:t xml:space="preserve"> si hoy se permite estirar, en la Clase 15 las exposiciones finales no caben en el bloque.</w:t>
       </w:r>
     </w:p>
     <w:p>
@@ -2844,7 +2849,7 @@
           <w:color w:val="4A4A49"/>
           <w:sz w:val="22"/>
         </w:rPr>
-        <w:t>No hay examen escrito en todo el curso. El tercer corte, que vale el 40 %, son la exposición final del proyecto en la sesión 15 y el informe en la sesión 16. Lo que más pesa en los dos primeros cortes es lo que se hace en clase cada semana.</w:t>
+        <w:t>No hay examen escrito en todo el curso. El tercer corte, que vale el 40 %, son la exposición final del proyecto en la Clase 15 y el informe en la Clase 16. Lo que más pesa en los dos primeros cortes es lo que se hace en clase cada semana.</w:t>
       </w:r>
     </w:p>
     <w:p>
@@ -2939,6 +2944,7 @@
       <w:r>
         <w:rPr>
           <w:rFonts w:ascii="Consolas" w:hAnsi="Consolas"/>
+          <w:b w:val="0"/>
           <w:color w:val="111111"/>
           <w:sz w:val="21"/>
         </w:rPr>
@@ -3013,6 +3019,7 @@
       <w:r>
         <w:rPr>
           <w:rFonts w:ascii="Consolas" w:hAnsi="Consolas"/>
+          <w:b w:val="0"/>
           <w:color w:val="111111"/>
           <w:sz w:val="21"/>
         </w:rPr>
@@ -3034,6 +3041,7 @@
       <w:r>
         <w:rPr>
           <w:rFonts w:ascii="Consolas" w:hAnsi="Consolas"/>
+          <w:b w:val="0"/>
           <w:color w:val="111111"/>
           <w:sz w:val="21"/>
         </w:rPr>

--- a/Introduccion a la Ingenieria/Kit docente/Clase 1/Guion Docente Clase 1 - Presentacion del curso y diagnostico inicial.docx
+++ b/Introduccion a la Ingenieria/Kit docente/Clase 1/Guion Docente Clase 1 - Presentacion del curso y diagnostico inicial.docx
@@ -69,7 +69,7 @@
           <w:color w:val="4A4A49"/>
           <w:sz w:val="22"/>
         </w:rPr>
-        <w:t>Tipo: Clase virtual sincrónica por Google Meet · Sesión 1 de 11 · corresponde al tema 1 del microcurrículo</w:t>
+        <w:t>Tipo: Clase virtual sincrónica por Microsoft Teams · Sesión 1 de 11 · corresponde al tema 1 del microcurrículo</w:t>
       </w:r>
     </w:p>
     <w:p>
@@ -98,7 +98,7 @@
           <w:color w:val="4A4A49"/>
           <w:sz w:val="22"/>
         </w:rPr>
-        <w:t xml:space="preserve"> por Google Meet · actividades en plataformas gratuitas en la nube · los 5 equipos trabajan en </w:t>
+        <w:t xml:space="preserve"> por Microsoft Teams · actividades en plataformas gratuitas en la nube · los 5 equipos trabajan en </w:t>
       </w:r>
       <w:r>
         <w:rPr>
@@ -1106,7 +1106,7 @@
           <w:color w:val="4A4A49"/>
           <w:sz w:val="22"/>
         </w:rPr>
-        <w:t xml:space="preserve">Entre a Meet 5 min antes, comparta pantalla con la pregunta de entrada </w:t>
+        <w:t xml:space="preserve">Entre a Teams 5 min antes, comparta pantalla con la pregunta de entrada </w:t>
       </w:r>
       <w:r>
         <w:rPr>
@@ -1155,7 +1155,7 @@
           <w:color w:val="4A4A49"/>
           <w:sz w:val="22"/>
         </w:rPr>
-        <w:t xml:space="preserve"> abra el muro del curso en Padlet y pegue el enlace en el chat de Meet (y el QR en pantalla, para quien esté en el celular). Se responde sin crear cuenta. No corrija ninguna respuesta en voz alta ni señale a quien la escribió: es el primer día de universidad de varios y el muro tiene que quedar como un sitio donde se puede escribir sin costo.</w:t>
+        <w:t xml:space="preserve"> abra el muro del curso en Padlet y pegue el enlace en el chat de Teams (y el QR en pantalla, para quien esté en el celular). Se responde sin crear cuenta. No corrija ninguna respuesta en voz alta ni señale a quien la escribió: es el primer día de universidad de varios y el muro tiene que quedar como un sitio donde se puede escribir sin costo.</w:t>
       </w:r>
     </w:p>
     <w:p>
@@ -1173,7 +1173,7 @@
           <w:color w:val="4A4A49"/>
           <w:sz w:val="22"/>
         </w:rPr>
-        <w:t xml:space="preserve"> mientras entran, anote cuántos hay conectados desde la lista de participantes de Meet. Ese número decide el tamaño de los cinco equipos y lo necesita en el minuto 55. Verifique también que las </w:t>
+        <w:t xml:space="preserve"> mientras entran, anote cuántos hay conectados desde la lista de participantes de Teams. Ese número decide el tamaño de los cinco equipos y lo necesita en el minuto 55. Verifique también que las </w:t>
       </w:r>
       <w:r>
         <w:rPr>
@@ -1411,7 +1411,7 @@
           <w:color w:val="4A4A49"/>
           <w:sz w:val="22"/>
         </w:rPr>
-        <w:t xml:space="preserve"> se aplica en ExamLab: el enlace se pega en el chat de Meet y se responde en la misma sesión. La versión en documento está en </w:t>
+        <w:t xml:space="preserve"> se aplica en ExamLab: el enlace se pega en el chat de Teams y se responde en la misma sesión. La versión en documento está en </w:t>
       </w:r>
       <w:r>
         <w:rPr>
